--- a/lecture 4,5,6  Summaton ,sorting algo's/New Microsoft Word Document.docx
+++ b/lecture 4,5,6  Summaton ,sorting algo's/New Microsoft Word Document.docx
@@ -832,6 +832,9 @@
             <m:t>+10n+5</m:t>
           </m:r>
           <m:r>
+            <m:rPr>
+              <m:sty m:val="p"/>
+            </m:rPr>
             <w:br/>
           </m:r>
         </m:oMath>
@@ -2822,6 +2825,14 @@
       <w:tblPr>
         <w:tblW w:w="9691" w:type="dxa"/>
         <w:tblCellSpacing w:w="15" w:type="dxa"/>
+        <w:tblBorders>
+          <w:top w:val="single" w:sz="4" w:space="0" w:color="auto"/>
+          <w:left w:val="single" w:sz="4" w:space="0" w:color="auto"/>
+          <w:bottom w:val="single" w:sz="4" w:space="0" w:color="auto"/>
+          <w:right w:val="single" w:sz="4" w:space="0" w:color="auto"/>
+          <w:insideH w:val="single" w:sz="4" w:space="0" w:color="auto"/>
+          <w:insideV w:val="single" w:sz="4" w:space="0" w:color="auto"/>
+        </w:tblBorders>
         <w:tblCellMar>
           <w:top w:w="15" w:type="dxa"/>
           <w:left w:w="15" w:type="dxa"/>
@@ -2831,12 +2842,12 @@
         <w:tblLook w:val="04A0" w:firstRow="1" w:lastRow="0" w:firstColumn="1" w:lastColumn="0" w:noHBand="0" w:noVBand="1"/>
       </w:tblPr>
       <w:tblGrid>
-        <w:gridCol w:w="1806"/>
-        <w:gridCol w:w="1762"/>
-        <w:gridCol w:w="2011"/>
+        <w:gridCol w:w="1802"/>
+        <w:gridCol w:w="1759"/>
+        <w:gridCol w:w="2004"/>
         <w:gridCol w:w="1607"/>
-        <w:gridCol w:w="1324"/>
-        <w:gridCol w:w="1181"/>
+        <w:gridCol w:w="1329"/>
+        <w:gridCol w:w="1190"/>
       </w:tblGrid>
       <w:tr>
         <w:trPr>
@@ -3300,6 +3311,7 @@
         </w:numPr>
       </w:pPr>
       <w:r>
+        <w:lastRenderedPageBreak/>
         <w:t xml:space="preserve">Manual passes often </w:t>
       </w:r>
       <w:proofErr w:type="gramStart"/>
@@ -3313,7 +3325,6 @@
     </w:p>
     <w:p>
       <w:r>
-        <w:lastRenderedPageBreak/>
         <w:pict w14:anchorId="69E010B8">
           <v:rect id="_x0000_i1035" style="width:0;height:1.5pt" o:hralign="center" o:hrstd="t" o:hr="t" fillcolor="#a0a0a0" stroked="f"/>
         </w:pict>
